--- a/Lumbee_RIVR_Tech_IRU_Package/02_Core_Agreements/02_Indefeasible_Right_of_Use_Agreement.docx
+++ b/Lumbee_RIVR_Tech_IRU_Package/02_Core_Agreements/02_Indefeasible_Right_of_Use_Agreement.docx
@@ -54,7 +54,7 @@
           <w:color w:val="595959"/>
           <w:sz w:val="28"/>
         </w:rPr>
-        <w:t>Grant of a bare contractual right of use in Tribally owned, grant-funded broadband infrastructure — title retained by the Tribe</w:t>
+        <w:t>Grant of a bare contractual right of use in Tribally owned, grant-funded broadband infrastructure — title retained by the Lumbee Tribe</w:t>
       </w:r>
     </w:p>
     <w:p/>
@@ -277,7 +277,7 @@
           <w:b w:val="0"/>
           <w:i w:val="0"/>
         </w:rPr>
-        <w:t xml:space="preserve"> (the “Effective Date”), by and between Lumbee Tribe of North Carolina, a federally recognized Indian tribe (together with, where applicable, a wholly owned Tribal entity or Tribally chartered instrumentality designated by the Tribe, the “Tribe” and, in its capacity as grantor hereunder, the “IRU Grantor”), and LREMC Technologies, LLC d/b/a RIVR Tech (“RIVR Tech” and, in its capacity as grantee hereunder, the “IRU Grantee”). The Tribe and RIVR Tech are each a “Party” and together the “Parties.”</w:t>
+        <w:t xml:space="preserve"> (the “Effective Date”), by and between Lumbee Tribe of North Carolina, a federally recognized Indian tribe (together with, where applicable, a wholly owned Tribal entity or Tribally chartered instrumentality designated by the Lumbee Tribe, the “Lumbee Tribe” and, in its capacity as grantor hereunder, the “IRU Grantor”), and LREMC Technologies, LLC d/b/a RIVR Tech (“RIVR Tech” and, in its capacity as grantee hereunder, the “IRU Grantee”). The Lumbee Tribe and RIVR Tech are each a “Party” and together the “Parties.”</w:t>
       </w:r>
     </w:p>
     <w:p>
@@ -296,7 +296,7 @@
           <w:i/>
           <w:color w:val="595959"/>
         </w:rPr>
-        <w:t>Confirm the exact contracting Tribal party. If a wholly owned Tribal entity or Tribally chartered instrumentality is designated as IRU Grantor in lieu of the Tribe itself, conform the preamble, signature block, and Exhibit A ownership recitals accordingly, and confirm that the designated entity holds record title to the Tribal Assets.</w:t>
+        <w:t>Confirm the exact contracting Tribal party. If a wholly owned Tribal entity or Tribally chartered instrumentality is designated as IRU Grantor in lieu of the Lumbee Tribe itself, conform the preamble, signature block, and Exhibit A ownership recitals accordingly, and confirm that the designated entity holds record title to the Tribal Assets.</w:t>
       </w:r>
     </w:p>
     <w:p>
@@ -315,7 +315,7 @@
           <w:i/>
           <w:color w:val="595959"/>
         </w:rPr>
-        <w:t>Federal-recognition and TBCP eligibility gate: the Lumbee Tribe's recognition status under the Lumbee Act of 1956 (Pub. L. 84-570) has historically been read to limit access to certain federal Indian programs. TBCP eligibility, the identity of the eligible entity, and the ability to hold the Award and the grant-funded assets in the Tribe's name must be confirmed with NTIA before execution. See Lumbee Act of 1956, Pub. L. 84-570, 70 Stat. 254 (federal-recognition status affecting TBCP eligibility).</w:t>
+        <w:t>Federal-recognition and TBCP eligibility gate: the Lumbee Tribe's recognition status under the Lumbee Act of 1956 (Pub. L. 84-570) has historically been read to limit access to certain federal Indian programs. TBCP eligibility, the identity of the eligible entity, and the ability to hold the Award and the grant-funded assets in the Lumbee Tribe's name must be confirmed with NTIA before execution. See Lumbee Act of 1956, Pub. L. 84-570, 70 Stat. 254 (federal-recognition status affecting TBCP eligibility).</w:t>
       </w:r>
     </w:p>
     <w:p>
@@ -357,7 +357,7 @@
           <w:b w:val="0"/>
           <w:i w:val="0"/>
         </w:rPr>
-        <w:t>The Tribe is the recipient (or designated eligible entity) of a federal award under the Tribal Broadband Connectivity Program (TBCP) administered by the National Telecommunications and Information Administration (NTIA) (the “Award”), pursuant to the TBCP Round 3 Notice of Funding Opportunity and the associated Specific Award Conditions, for the deployment of qualifying broadband infrastructure serving southeastern North Carolina (the “Service Territory”).</w:t>
+        <w:t>The Lumbee Tribe is the recipient (or designated eligible entity) of a federal award under the Tribal Broadband Connectivity Program (TBCP) administered by the National Telecommunications and Information Administration (NTIA) (the “Award”), pursuant to the TBCP Round 3 Notice of Funding Opportunity and the associated Specific Award Conditions, for the deployment of qualifying broadband infrastructure serving southeastern North Carolina (the “Service Territory”).</w:t>
       </w:r>
     </w:p>
     <w:p>
@@ -375,7 +375,7 @@
           <w:b w:val="0"/>
           <w:i w:val="0"/>
         </w:rPr>
-        <w:t>With Award funds, the Tribe has designed, constructed, or caused to be constructed certain broadband infrastructure that is owned by the Tribe and subject to a continuing federal interest (the “Tribal Assets”), as more particularly identified in the Exhibits.</w:t>
+        <w:t>With Award funds, the Lumbee Tribe has designed, constructed, or caused to be constructed certain broadband infrastructure that is owned by the Lumbee Tribe and subject to a continuing federal interest (the “Tribal Assets”), as more particularly identified in the Exhibits.</w:t>
       </w:r>
     </w:p>
     <w:p>
@@ -411,7 +411,7 @@
           <w:b w:val="0"/>
           <w:i w:val="0"/>
         </w:rPr>
-        <w:t>The Tribe desires to grant to RIVR Tech, and RIVR Tech desires to accept, an indefeasible right to use specified capacity in the Tribal Assets (the “IRU”) for the purpose of operating the Network and delivering broadband and related services throughout the Service Territory, all as a bare contractual right and without any transfer of title.</w:t>
+        <w:t>The Lumbee Tribe desires to grant to RIVR Tech, and RIVR Tech desires to accept, an indefeasible right to use specified capacity in the Tribal Assets (the “IRU”) for the purpose of operating the Network and delivering broadband and related services throughout the Service Territory, all as a bare contractual right and without any transfer of title.</w:t>
       </w:r>
     </w:p>
     <w:p>
@@ -702,7 +702,7 @@
                 <w:i w:val="0"/>
                 <w:sz w:val="18"/>
               </w:rPr>
-              <w:t>the fiber strands, wavelengths, and related capacity reserved to the Tribe under Article 8, dedicated to Tribal government, public safety, and anchor-institution use.</w:t>
+              <w:t>the fiber strands, wavelengths, and related capacity reserved to the Lumbee Tribe under Article 8, dedicated to Tribal government, public safety, and anchor-institution use.</w:t>
             </w:r>
           </w:p>
         </w:tc>
@@ -738,7 +738,7 @@
                 <w:i w:val="0"/>
                 <w:sz w:val="18"/>
               </w:rPr>
-              <w:t>the grant-funded broadband infrastructure owned by the Tribe and identified in the Exhibits, together with all associated Federal Interest, as further described in Section 4.2.</w:t>
+              <w:t>the grant-funded broadband infrastructure owned by the Lumbee Tribe and identified in the Exhibits, together with all associated Federal Interest, as further described in Section 4.2.</w:t>
             </w:r>
           </w:p>
         </w:tc>
@@ -838,7 +838,7 @@
           <w:b w:val="0"/>
           <w:i w:val="0"/>
         </w:rPr>
-        <w:t>Subject to the terms of this Agreement and the Award, the Tribe, as IRU Grantor, hereby grants to RIVR Tech, as IRU Grantee, an exclusive (as to third parties, but subject to the Reserved Tribal Capacity and the Tribe's retained rights) indefeasible right to use the IRU Capacity in the Tribal Assets for the Permitted Uses during the Term. The IRU granted hereunder is a right of use only.</w:t>
+        <w:t>Subject to the terms of this Agreement and the Award, the Lumbee Tribe, as IRU Grantor, hereby grants to RIVR Tech, as IRU Grantee, an exclusive (as to third parties, but subject to the Reserved Tribal Capacity and the Lumbee Tribe's retained rights) indefeasible right to use the IRU Capacity in the Tribal Assets for the Permitted Uses during the Term. The IRU granted hereunder is a right of use only.</w:t>
       </w:r>
     </w:p>
     <w:p>
@@ -862,7 +862,7 @@
           <w:b w:val="0"/>
           <w:i w:val="0"/>
         </w:rPr>
-        <w:t>The IRU is a bare contractual right of use. It is not a lease of real property, does not create any leasehold, tenancy, easement in gross, or possessory estate in favor of RIVR Tech, and does not convey any right, title, or ownership interest in the Tribal Assets, the underlying real property, or any easement or access right, all of which are and remain vested in the Tribe.</w:t>
+        <w:t>The IRU is a bare contractual right of use. It is not a lease of real property, does not create any leasehold, tenancy, easement in gross, or possessory estate in favor of RIVR Tech, and does not convey any right, title, or ownership interest in the Tribal Assets, the underlying real property, or any easement or access right, all of which are and remain vested in the Lumbee Tribe.</w:t>
       </w:r>
     </w:p>
     <w:p>
@@ -877,7 +877,7 @@
           <w:color w:val="000000"/>
           <w:sz w:val="22"/>
         </w:rPr>
-        <w:t>3.3  TITLE DOES NOT TRANSFER; Tribe Retains Ownership</w:t>
+        <w:t>3.3  TITLE DOES NOT TRANSFER; Lumbee Tribe Retains Ownership</w:t>
       </w:r>
     </w:p>
     <w:p>
@@ -886,7 +886,7 @@
           <w:b/>
           <w:i w:val="0"/>
         </w:rPr>
-        <w:t>NOTWITHSTANDING ANYTHING TO THE CONTRARY IN THIS AGREEMENT: legal and equitable title to, and fee ownership of, the Tribal Assets is retained at all times by the Tribe and does NOT transfer to RIVR Tech under this Agreement, upon delivery, upon acceptance, upon payment of any consideration, or upon expiration or termination. RIVR Tech acquires only the contractual right of use expressly granted in Section 3.1.</w:t>
+        <w:t>NOTWITHSTANDING ANYTHING TO THE CONTRARY IN THIS AGREEMENT: legal and equitable title to, and fee ownership of, the Tribal Assets is retained at all times by the Lumbee Tribe and does NOT transfer to RIVR Tech under this Agreement, upon delivery, upon acceptance, upon payment of any consideration, or upon expiration or termination. RIVR Tech acquires only the contractual right of use expressly granted in Section 3.1.</w:t>
       </w:r>
     </w:p>
     <w:p>
@@ -904,7 +904,7 @@
           <w:b w:val="0"/>
           <w:i w:val="0"/>
         </w:rPr>
-        <w:t>The Tribal Assets were acquired with federal award funds and are subject to the Federal Interest and to a property trust relationship under 2 CFR 200.316 (Property trust relationship), pursuant to which the Tribe holds the Tribal Assets in trust for the beneficiaries of the Award and may not use, encumber, or dispose of them except as permitted by 2 CFR 200.311 (Real property — use, encumbrance, and disposition) and 2 CFR 200.313 (Equipment — use, management, and disposition).</w:t>
+        <w:t>The Tribal Assets were acquired with federal award funds and are subject to the Federal Interest and to a property trust relationship under 2 CFR 200.316 (Property trust relationship), pursuant to which the Lumbee Tribe holds the Tribal Assets in trust for the beneficiaries of the Award and may not use, encumber, or dispose of them except as permitted by 2 CFR 200.311 (Real property — use, encumbrance, and disposition) and 2 CFR 200.313 (Equipment — use, management, and disposition).</w:t>
       </w:r>
     </w:p>
     <w:p>
@@ -1335,7 +1335,7 @@
           <w:b w:val="0"/>
           <w:i w:val="0"/>
         </w:rPr>
-        <w:t>easement, license, pole-attachment, and access rights appurtenant to the foregoing (as record rights of the Tribe, licensed for access under Article 9); and</w:t>
+        <w:t>easement, license, pole-attachment, and access rights appurtenant to the foregoing (as record rights of the Lumbee Tribe, licensed for access under Article 9); and</w:t>
       </w:r>
     </w:p>
     <w:p>
@@ -1371,7 +1371,7 @@
           <w:b w:val="0"/>
           <w:i w:val="0"/>
         </w:rPr>
-        <w:t>Each Demarcation Point is fixed in Exhibit B and marks the boundary between the Tribal Assets (Tribe-owned) and the RIVR Tech Existing Network (RIVR Tech-owned). On the Tribal-Asset side of each Demarcation Point, the assets are Tribal Assets subject to this Agreement and the Federal Interest; on the RIVR Tech side, the assets are RIVR Tech Assets owned by RIVR Tech. Operational, maintenance, and cost responsibility follow the Demarcation Point as set forth in Document 02.03 (Network Operations, Maintenance &amp; SLA).</w:t>
+        <w:t>Each Demarcation Point is fixed in Exhibit B and marks the boundary between the Tribal Assets (Lumbee Tribe-owned) and the RIVR Tech Existing Network (RIVR Tech-owned). On the Tribal-Asset side of each Demarcation Point, the assets are Tribal Assets subject to this Agreement and the Federal Interest; on the RIVR Tech side, the assets are RIVR Tech Assets owned by RIVR Tech. Operational, maintenance, and cost responsibility follow the Demarcation Point as set forth in Document 02.03 (Network Operations, Maintenance &amp; SLA).</w:t>
       </w:r>
     </w:p>
     <w:p>
@@ -1826,7 +1826,7 @@
                 <w:i w:val="0"/>
                 <w:sz w:val="18"/>
               </w:rPr>
-              <w:t>Matches fiber useful life; strongest investment certainty for the operator; longest capacity commitment by the Tribe.</w:t>
+              <w:t>Matches fiber useful life; strongest investment certainty for the operator; longest capacity commitment by the Lumbee Tribe.</w:t>
             </w:r>
           </w:p>
         </w:tc>
@@ -1995,7 +1995,7 @@
           <w:b w:val="0"/>
           <w:i w:val="0"/>
         </w:rPr>
-        <w:t>The Tribe shall make the IRU Capacity available at the Demarcation Points described in Exhibit B. Delivery of a segment does not transfer title and does not relieve the Tribe of its ownership obligations under the Award.</w:t>
+        <w:t>The Lumbee Tribe shall make the IRU Capacity available at the Demarcation Points described in Exhibit B. Delivery of a segment does not transfer title and does not relieve the Lumbee Tribe of its ownership obligations under the Award.</w:t>
       </w:r>
     </w:p>
     <w:p>
@@ -2456,7 +2456,7 @@
           <w:b w:val="0"/>
           <w:i w:val="0"/>
         </w:rPr>
-        <w:t xml:space="preserve">Notwithstanding the grant in Article 3, the Tribe reserves to itself, at no charge and for the entire Term and any renewal, dedicated strands and capacity in the Tribal Assets (the “Reserved Tribal Capacity”) for Tribal-government, public-safety, and anchor-institution use, in the amount of </w:t>
+        <w:t xml:space="preserve">Notwithstanding the grant in Article 3, the Lumbee Tribe reserves to itself, at no charge and for the entire Term and any renewal, dedicated strands and capacity in the Tribal Assets (the “Reserved Tribal Capacity”) for Tribal-government, public-safety, and anchor-institution use, in the amount of </w:t>
       </w:r>
       <w:r>
         <w:rPr>
@@ -2520,7 +2520,7 @@
           <w:b w:val="0"/>
           <w:i w:val="0"/>
         </w:rPr>
-        <w:t xml:space="preserve">The Tribe may use the Reserved Tribal Capacity to connect Tribal government facilities, public-safety answering points, schools, health facilities, libraries, and other anchor institutions </w:t>
+        <w:t xml:space="preserve">The Lumbee Tribe may use the Reserved Tribal Capacity to connect Tribal government facilities, public-safety answering points, schools, health facilities, libraries, and other anchor institutions </w:t>
       </w:r>
       <w:r>
         <w:rPr>
@@ -2623,7 +2623,7 @@
           <w:b w:val="0"/>
           <w:i w:val="0"/>
         </w:rPr>
-        <w:t>The Tribe grants RIVR Tech a license (not an easement in gross) to access the Tribal Assets and the associated rights-of-way for operation, maintenance, and restoration, in accordance with the Tribe's access, safety, and cultural-resource protocols and with applicable easement and pole-attachment agreements (including N.C. Gen. Stat. § 62-350 (broadband attachment to utility poles)). The Tribe retains all record easement and access rights.</w:t>
+        <w:t>The Lumbee Tribe grants RIVR Tech a license (not an easement in gross) to access the Tribal Assets and the associated rights-of-way for operation, maintenance, and restoration, in accordance with the Lumbee Tribe's access, safety, and cultural-resource protocols and with applicable easement and pole-attachment agreements (including N.C. Gen. Stat. § 62-350 (broadband attachment to utility poles)). The Lumbee Tribe retains all record easement and access rights.</w:t>
       </w:r>
     </w:p>
     <w:p>
@@ -2662,7 +2662,7 @@
           <w:b w:val="0"/>
           <w:i w:val="0"/>
         </w:rPr>
-        <w:t>All splicing on the Tribal Assets shall meet the optical acceptance standards in Section 6.3 (fusion-splice loss 0.10 dB (average) / 0.30 dB (maximum) per fusion splice), be documented in splice records provided to the Tribe, and be performed so as not to disturb the Reserved Tribal Capacity or Essential Services.</w:t>
+        <w:t>All splicing on the Tribal Assets shall meet the optical acceptance standards in Section 6.3 (fusion-splice loss 0.10 dB (average) / 0.30 dB (maximum) per fusion splice), be documented in splice records provided to the Lumbee Tribe, and be performed so as not to disturb the Reserved Tribal Capacity or Essential Services.</w:t>
       </w:r>
     </w:p>
     <w:p>
@@ -2837,7 +2837,7 @@
           <w:b w:val="0"/>
           <w:i w:val="0"/>
         </w:rPr>
-        <w:t>If Tribal Assets are taken by eminent domain, the award attributable to the Tribal Assets belongs to the Tribe subject to the Federal Interest; RIVR Tech may pursue a separate award for its own relocation and business losses to the extent permitted by law. The IRU abates proportionally as to any taken capacity.</w:t>
+        <w:t>If Tribal Assets are taken by eminent domain, the award attributable to the Tribal Assets belongs to the Lumbee Tribe subject to the Federal Interest; RIVR Tech may pursue a separate award for its own relocation and business losses to the extent permitted by law. The IRU abates proportionally as to any taken capacity.</w:t>
       </w:r>
     </w:p>
     <w:p>
@@ -2876,7 +2876,7 @@
           <w:b w:val="0"/>
           <w:i w:val="0"/>
         </w:rPr>
-        <w:t>RIVR Tech shall not assign, transfer, sublicense, grant a sub-IRU in, or otherwise convey any interest in the IRU or the Tribal Assets, in whole or in part, without the prior written consent of the Tribe and, where required, of NTIA, which Tribal consent shall not be unreasonably withheld for a permitted collateral purpose that does not impair the Federal Interest.</w:t>
+        <w:t>RIVR Tech shall not assign, transfer, sublicense, grant a sub-IRU in, or otherwise convey any interest in the IRU or the Tribal Assets, in whole or in part, without the prior written consent of the Lumbee Tribe and, where required, of NTIA, which Tribal consent shall not be unreasonably withheld for a permitted collateral purpose that does not impair the Federal Interest.</w:t>
       </w:r>
     </w:p>
     <w:p>
@@ -2963,7 +2963,7 @@
           <w:b w:val="0"/>
           <w:i w:val="0"/>
         </w:rPr>
-        <w:t>In consideration of the grant of the IRU, RIVR Tech shall pay one dollar ($1.00) and other good and valuable consideration, plus the operating, maintenance, and revenue-sharing obligations set forth herein. The prepaid/nominal structure reflects that the substantial consideration to the Tribe is delivered through the operating, maintenance, and revenue-sharing obligations and the Reserved Tribal Capacity.</w:t>
+        <w:t>In consideration of the grant of the IRU, RIVR Tech shall pay one dollar ($1.00) and other good and valuable consideration, plus the operating, maintenance, and revenue-sharing obligations set forth herein. The prepaid/nominal structure reflects that the substantial consideration to the Lumbee Tribe is delivered through the operating, maintenance, and revenue-sharing obligations and the Reserved Tribal Capacity.</w:t>
       </w:r>
     </w:p>
     <w:p>
@@ -3109,7 +3109,7 @@
           <w:b/>
           <w:i w:val="0"/>
         </w:rPr>
-        <w:t>RIVR Tech shall not, and shall not permit any person claiming through it to, mortgage, pledge, hypothecate, grant a security interest in, create a lien on, or otherwise encumber the Tribal Assets or the Federal Interest, in whole or in part, without the prior written consent of NTIA and the Tribe. Any purported encumbrance in violation of this Section is void ab initio.</w:t>
+        <w:t>RIVR Tech shall not, and shall not permit any person claiming through it to, mortgage, pledge, hypothecate, grant a security interest in, create a lien on, or otherwise encumber the Tribal Assets or the Federal Interest, in whole or in part, without the prior written consent of NTIA and the Lumbee Tribe. Any purported encumbrance in violation of this Section is void ab initio.</w:t>
       </w:r>
     </w:p>
     <w:p>
@@ -3242,7 +3242,7 @@
           <w:b w:val="0"/>
           <w:i w:val="0"/>
         </w:rPr>
-        <w:t xml:space="preserve">RIVR Tech is responsible for taxes attributable to its use and operations. The Parties acknowledge the Tribe's sovereign status and any applicable exemptions; allocation of ad valorem and possessory-interest taxes, if any, is </w:t>
+        <w:t xml:space="preserve">RIVR Tech is responsible for taxes attributable to its use and operations. The Parties acknowledge the Lumbee Tribe's sovereign status and any applicable exemptions; allocation of ad valorem and possessory-interest taxes, if any, is </w:t>
       </w:r>
       <w:r>
         <w:rPr>
@@ -3282,7 +3282,7 @@
           <w:b w:val="0"/>
           <w:i w:val="0"/>
         </w:rPr>
-        <w:t>RIVR Tech shall procure and maintain, and cause its contractors to maintain, the following minimum insurance for the Term, naming the Tribe and the United States/NTIA as additional insureds where applicable, with evidence delivered per Exhibit I and consistent with 2 CFR 200.310 (Insurance coverage):</w:t>
+        <w:t>RIVR Tech shall procure and maintain, and cause its contractors to maintain, the following minimum insurance for the Term, naming the Lumbee Tribe and the United States/NTIA as additional insureds where applicable, with evidence delivered per Exhibit I and consistent with 2 CFR 200.310 (Insurance coverage):</w:t>
       </w:r>
     </w:p>
     <w:tbl>
@@ -3758,7 +3758,7 @@
           <w:b w:val="0"/>
           <w:i w:val="0"/>
         </w:rPr>
-        <w:t>Upon an uncured Event of Default, the non-defaulting Party may pursue all remedies at law or in equity, subject to Article 20 and to the Tribe's step-in and successor-operator rights under Document 02.07. Award-related remedies for noncompliance are governed by 2 CFR 200.339–200.343 (Remedies for noncompliance; termination).</w:t>
+        <w:t>Upon an uncured Event of Default, the non-defaulting Party may pursue all remedies at law or in equity, subject to Article 20 and to the Lumbee Tribe's step-in and successor-operator rights under Document 02.07. Award-related remedies for noncompliance are governed by 2 CFR 200.339–200.343 (Remedies for noncompliance; termination).</w:t>
       </w:r>
     </w:p>
     <w:p>
@@ -3782,7 +3782,7 @@
           <w:b w:val="0"/>
           <w:i w:val="0"/>
         </w:rPr>
-        <w:t>RIVR Tech shall not abandon the Network or discontinue Essential Services. Upon threatened abandonment or chronic failure, the Tribe may exercise step-in rights (immediate, upon notice, where continuity of Essential Services, public safety, or compliance with the Award is imminently threatened) and transition to a successor operator under Document 02.07.</w:t>
+        <w:t>RIVR Tech shall not abandon the Network or discontinue Essential Services. Upon threatened abandonment or chronic failure, the Lumbee Tribe may exercise step-in rights (immediate, upon notice, where continuity of Essential Services, public safety, or compliance with the Award is imminently threatened) and transition to a successor operator under Document 02.07.</w:t>
       </w:r>
     </w:p>
     <w:p>
@@ -3806,7 +3806,7 @@
           <w:b w:val="0"/>
           <w:i w:val="0"/>
         </w:rPr>
-        <w:t>Upon expiration or termination, the IRU terminates, all rights of use revert to the Tribe (title having never left the Tribe), and RIVR Tech shall cooperate in an orderly transition over up to 12 months as provided in Document 02.07, including delivery of records, keys, credentials, and as-builts, and continuity of Essential Services.</w:t>
+        <w:t>Upon expiration or termination, the IRU terminates, all rights of use revert to the Lumbee Tribe (title having never left the Lumbee Tribe), and RIVR Tech shall cooperate in an orderly transition over up to 12 months as provided in Document 02.07, including delivery of records, keys, credentials, and as-builts, and continuity of Essential Services.</w:t>
       </w:r>
     </w:p>
     <w:p>
@@ -3830,7 +3830,7 @@
           <w:b w:val="0"/>
           <w:i w:val="0"/>
         </w:rPr>
-        <w:t>The Tribe may designate a successor operator to assume operation of the Network; RIVR Tech shall provide reasonable transition assistance and shall not impair the successor's ability to operate the Tribal Assets.</w:t>
+        <w:t>The Lumbee Tribe may designate a successor operator to assume operation of the Network; RIVR Tech shall provide reasonable transition assistance and shall not impair the successor's ability to operate the Tribal Assets.</w:t>
       </w:r>
     </w:p>
     <w:p>
@@ -3893,7 +3893,7 @@
           <w:b w:val="0"/>
           <w:i w:val="0"/>
         </w:rPr>
-        <w:t xml:space="preserve">Each Party shall indemnify the other against third-party claims arising from its negligence, willful misconduct, or breach, subject to the limitations herein. RIVR Tech shall indemnify the Tribe against liens, encumbrances, and Federal-Interest impairments arising from RIVR Tech's acts. Indemnity by the Tribe, if any, is subject to and does not exceed any limited immunity waiver in Article 18. </w:t>
+        <w:t xml:space="preserve">Each Party shall indemnify the other against third-party claims arising from its negligence, willful misconduct, or breach, subject to the limitations herein. RIVR Tech shall indemnify the Lumbee Tribe against liens, encumbrances, and Federal-Interest impairments arising from RIVR Tech's acts. Indemnity by the Lumbee Tribe, if any, is subject to and does not exceed any limited immunity waiver in Article 18. </w:t>
       </w:r>
       <w:r>
         <w:rPr>
@@ -3981,7 +3981,7 @@
           <w:b w:val="0"/>
           <w:i w:val="0"/>
         </w:rPr>
-        <w:t>The Tribe is a sovereign and possesses sovereign immunity. Any waiver of sovereign immunity is limited, express, and must be specifically approved by the Tribe's governing body. The Parties have NOT pre-selected a waiver scope or dispute forum; the following alternatives are presented for negotiation and legal review:</w:t>
+        <w:t>The Lumbee Tribe is a sovereign and possesses sovereign immunity. Any waiver of sovereign immunity is limited, express, and must be specifically approved by the Lumbee Tribe's governing body. The Parties have NOT pre-selected a waiver scope or dispute forum; the following alternatives are presented for negotiation and legal review:</w:t>
       </w:r>
     </w:p>
     <w:p>
@@ -4070,7 +4070,7 @@
           <w:i/>
           <w:color w:val="595959"/>
         </w:rPr>
-        <w:t>Sovereign-immunity waiver scope and dispute forum are reserved for the Tribe's governing body and counsel. Do NOT adopt any alternative without express Tribal authorization. Any waiver must exclude the Tribal Assets and the Federal Interest from execution/attachment.</w:t>
+        <w:t>Sovereign-immunity waiver scope and dispute forum are reserved for the Lumbee Tribe's governing body and counsel. Do NOT adopt any alternative without express Tribal authorization. Any waiver must exclude the Tribal Assets and the Federal Interest from execution/attachment.</w:t>
       </w:r>
     </w:p>
     <w:p>
